--- a/entregables/apuntes/Apuntes_B2_Tipologia_Seguridad.docx
+++ b/entregables/apuntes/Apuntes_B2_Tipologia_Seguridad.docx
@@ -3035,7 +3035,7 @@
           <w:sz w:val="22"/>
           <w:szCs w:val="22"/>
         </w:rPr>
-        <w:t xml:space="preserve">Vienen dos errores previsibles: colocarlo en autonomía alta y no saber qué configuración asignarle. El primero se corrige con la fuente, que ya se ha dado dos veces, es teleoperación (Corke, 2023, p. 7), y a la tercera conviene preguntar quién puede explicarlo, en lugar de explicarlo uno mismo. El segundo se aprovecha para el espacio de tareas: la tarea se expresa naturalmente en el interior del paciente, y esa definición «la decide la tarea, independientemente del robot», mientras el espacio de trabajo «la decide principalmente la estructura del robot, independientemente de la tarea» (Lynch y Park, 2017, pp. 32-33). Es el mejor ejemplo de la sesión para esa pareja de conceptos.</w:t>
+        <w:t xml:space="preserve">Vienen dos errores previsibles: colocarlo en autonomía alta y no saber qué configuración asignarle. El primero se corrige con la fuente, que ya se ha dado dos veces, es teleoperación (Corke, 2023, p. 7), y a la tercera conviene preguntar quién puede explicarlo, en lugar de explicarlo uno mismo. El segundo se aprovecha para el espacio de tareas: la tarea se expresa naturalmente en el interior del paciente, y esa definición «la decide la tarea, independientemente del robot», mientras la del espacio de trabajo «la decide principalmente la estructura del robot, independientemente de la tarea» (Lynch y Park, 2017, pp. 32-33). Es el mejor ejemplo de la sesión para esa pareja de conceptos.</w:t>
       </w:r>
     </w:p>
     <w:p>

--- a/entregables/apuntes/Apuntes_B2_Tipologia_Seguridad.docx
+++ b/entregables/apuntes/Apuntes_B2_Tipologia_Seguridad.docx
@@ -387,7 +387,7 @@
           <w:sz w:val="21"/>
           <w:szCs w:val="21"/>
         </w:rPr>
-        <w:t xml:space="preserve">Enumerar la taxonomía funcional con la definición de cada clase: fabricación, servicio, campo (Corke, 2023, pp. 4-5) y humanoides como categoría transversal, «son a la vez robots móviles y robots de servicio» (Corke, 2023, p. 5).</w:t>
+        <w:t xml:space="preserve">Enumerar la taxonomía funcional con la definición de cada clase: fabricación, servicio, campo (Corke, 2023, pp. 4-7) y humanoides como categoría transversal, «son a la vez robots móviles y robots de servicio» (Corke, 2023, p. 5).</w:t>
       </w:r>
     </w:p>
     <w:p>
@@ -952,7 +952,7 @@
           <w:sz w:val="22"/>
           <w:szCs w:val="22"/>
         </w:rPr>
-        <w:t xml:space="preserve">La primera clasificación es por movilidad. Los robots de «primera generación» estaban fijos en su emplazamiento, mientras que los robots móviles se desplazan por el mundo: mediante ruedas o patas en tierra, alas fijas o múltiples rotores en el aire, o desplazándose por o bajo la superficie del agua (Corke, 2023, p. 4). La segunda clasificación es funcional (Corke, 2023, pp. 4-5): los robots de fabricación (manufacturing robots) operan en fábricas y son los descendientes tecnológicos de los primeros robots de Unimation; los robots de servicio prestan servicios a personas, limpieza, cuidado personal, rehabilitación médica, o recoger y entregar objetos; los robots de campo (field robots) trabajan a la intemperie en tareas como monitorización ambiental, agricultura, minería, construcción y silvicultura; y los robots humanoides tienen la forma física de un ser humano y «son a la vez robots móviles y robots de servicio» (Corke, 2023, p. 5), las categorías no son excluyentes, y conviene decirlo antes de que los estudiantes intenten encajar cada robot en una sola casilla.</w:t>
+        <w:t xml:space="preserve">La primera clasificación es por movilidad. Los robots de «primera generación» estaban fijos en su emplazamiento, mientras que los robots móviles se desplazan por el mundo: mediante ruedas o patas en tierra, alas fijas o múltiples rotores en el aire, o desplazándose por o bajo la superficie del agua (Corke, 2023, p. 4). La segunda clasificación es funcional (Corke, 2023, pp. 4-7): los robots de fabricación (manufacturing robots) operan en fábricas y son los descendientes tecnológicos de los primeros robots de Unimation; los robots de servicio prestan servicios a personas, limpieza, cuidado personal, rehabilitación médica, o recoger y entregar objetos; los robots de campo (field robots) trabajan a la intemperie en tareas como monitorización ambiental, agricultura, minería, construcción y silvicultura; y los robots humanoides tienen la forma física de un ser humano y «son a la vez robots móviles y robots de servicio» (Corke, 2023, p. 5), las categorías no son excluyentes, y conviene decirlo antes de que los estudiantes intenten encajar cada robot en una sola casilla.</w:t>
       </w:r>
     </w:p>
     <w:p>
@@ -3083,7 +3083,7 @@
           <w:sz w:val="22"/>
           <w:szCs w:val="22"/>
         </w:rPr>
-        <w:t xml:space="preserve">El AMR suele ir bien y lo que hay que exigir es precisión en la locomoción: tracción diferencial, subactuada, capaz de girar sobre el sitio pero no de desplazarse lateralmente (Corke, 2023, p. 154). No hay que exigir la distinción entre AGV y AMR, que es contenido de S6; si algún equipo la trae, se acoge y se promete para el miércoles. El dron de inspección lo clasifican unos como robot de campo y otros como de servicio, y las dos son defendibles porque la monitorización ambiental es explícitamente una tarea de robótica de campo (Corke, 2023, pp. 4-5): es una ficha para devolver a la clase, no para cerrar por decreto. Y el robot industrial articulado, que es la ficha fácil, sirve para exigir el vocabulario completo: seis grados de libertad, articulaciones rotativas, cintura, hombro, codo y muñeca correspondiendo a las articulaciones 0, 1, 2 y 3-5 (Corke, 2023, p. 261), y seguridad por exclusión mediante jaula (Corke, 2023, p. 6).</w:t>
+        <w:t xml:space="preserve">El AMR suele ir bien y lo que hay que exigir es precisión en la locomoción: tracción diferencial, subactuada, capaz de girar sobre el sitio pero no de desplazarse lateralmente (Corke, 2023, p. 154). No hay que exigir la distinción entre AGV y AMR, que es contenido de S6; si algún equipo la trae, se acoge y se promete para el miércoles. El dron de inspección lo clasifican unos como robot de campo y otros como de servicio, y las dos son defendibles porque la monitorización ambiental es explícitamente una tarea de robótica de campo (Corke, 2023, pp. 4-7): es una ficha para devolver a la clase, no para cerrar por decreto. Y el robot industrial articulado, que es la ficha fácil, sirve para exigir el vocabulario completo: seis grados de libertad, articulaciones rotativas, cintura, hombro, codo y muñeca correspondiendo a las articulaciones 0, 1, 2 y 3-5 (Corke, 2023, p. 261), y seguridad por exclusión mediante jaula (Corke, 2023, p. 6).</w:t>
       </w:r>
     </w:p>
     <w:p>

--- a/entregables/apuntes/Apuntes_B2_Tipologia_Seguridad.docx
+++ b/entregables/apuntes/Apuntes_B2_Tipologia_Seguridad.docx
@@ -2388,7 +2388,7 @@
           <w:sz w:val="22"/>
           <w:szCs w:val="22"/>
         </w:rPr>
-        <w:t xml:space="preserve">El proceso que exige la normativa sigue la metodología general de seguridad de máquinas de la ISO 12100:2010, particularizada para aplicaciones robóticas por la ISO 10218-2:2025. Los cinco pasos que los equipos aplicarán en el taller: (1) determinar los límites de la aplicación: espacio, tareas, quién interactúa con el sistema y cómo; (2) identificar los peligros tarea por tarea, atrapamiento, impacto, aplastamiento, peligros de la herramienta, proyección de piezas, incluyendo de forma explícita los modos degradados: limpieza, mantenimiento y recuperación de fallos, que es donde se concentran los accidentes reales; (3) estimar el riesgo de cada peligro combinando severidad del daño, exposición y probabilidad de evitación; (4) reducir el riesgo siguiendo la jerarquía obligatoria: eliminar por diseño, después proteger con resguardos y dispositivos, y solo en último lugar informar con señalización y formación; (5) validar que las medidas funcionan y documentarlo. El entregable del taller, una tabla de riesgos de seis filas sobre la célula del laboratorio, ejercita el proceso completo a escala reducida, y su corrección en común es la mejor síntesis del bloque.</w:t>
+        <w:t xml:space="preserve">El proceso que exige la normativa sigue la metodología general de seguridad de máquinas de la ISO 12100:2010, particularizada para aplicaciones robóticas por la ISO 10218-2:2025. Los cinco pasos que los equipos aplicarán en el taller: (1) determinar los límites de la aplicación: espacio, tareas, quién interactúa con el sistema y cómo; (2) identificar los peligros tarea por tarea, atrapamiento, impacto, aplastamiento, peligros de la herramienta, proyección de piezas, incluyendo de forma explícita los modos degradados: limpieza, mantenimiento y recuperación de fallos, que es donde se concentran los accidentes reales; (3) estimar el riesgo de cada peligro combinando la severidad del daño con la probabilidad de que ocurra, que depende a su vez de la exposición, de la probabilidad del suceso peligroso y de la posibilidad de evitar o limitar el daño; (4) reducir el riesgo siguiendo la jerarquía obligatoria: eliminar por diseño, después proteger con resguardos y dispositivos, y solo en último lugar informar con señalización y formación; (5) validar que las medidas funcionan y documentarlo. El entregable del taller, una tabla de riesgos de seis filas sobre la célula del laboratorio, ejercita el proceso completo a escala reducida, y su corrección en común es la mejor síntesis del bloque.</w:t>
       </w:r>
     </w:p>
     <w:tbl>
@@ -3729,7 +3729,7 @@
           <w:sz w:val="22"/>
           <w:szCs w:val="22"/>
         </w:rPr>
-        <w:t xml:space="preserve">Ocurre porque la columna existe en la plantilla y da la sensación de que hay que rellenarla. Se corrige el supuesto: la célula del laboratorio con carga y descarga manual se resuelve perfectamente con parada monitorizada de seguridad por turnos (ISO/TS 15066:2016, cl. 5.5), y hay tareas que no necesitan método colaborativo ninguno, sino que no haya nadie dentro. Y hay una confusión próxima que conviene corregir rápido y con la fuente metodológica cuando aparece: estimar el riesgo no es puntuar la severidad, es combinar severidad del daño, exposición y probabilidad de evitación (ISO 12100:2010, según el apdo. 7.3).</w:t>
+        <w:t xml:space="preserve">Ocurre porque la columna existe en la plantilla y da la sensación de que hay que rellenarla. Se corrige el supuesto: la célula del laboratorio con carga y descarga manual se resuelve perfectamente con parada monitorizada de seguridad por turnos (ISO/TS 15066:2016, cl. 5.5), y hay tareas que no necesitan método colaborativo ninguno, sino que no haya nadie dentro. Y hay una confusión próxima que conviene corregir rápido y con la fuente metodológica cuando aparece: estimar el riesgo no es puntuar la severidad, es combinar la severidad del daño con la probabilidad de que ocurra, y esta última con la exposición, la probabilidad del suceso peligroso y la posibilidad de evitar o limitar el daño, que resta riesgo en lugar de sumarlo (ISO 12100:2010, según el apdo. 7.3).</w:t>
       </w:r>
     </w:p>
     <w:p>
